--- a/manuscript/Supplementary_methods_tables_and_figures.docx
+++ b/manuscript/Supplementary_methods_tables_and_figures.docx
@@ -113,12 +113,38 @@
         <w:pStyle w:val="Heading2"/>
       </w:pPr>
       <w:r>
+        <w:t>Taxonomic clustered prevalence</w:t>
+      </w:r>
+    </w:p>
+    <w:p>
+      <w:r>
+        <w:t>Organism names defined 533 inferred genus clusters. Genera were resampled with replacement for 1,000 seeded replicates to obtain genus-balanced and cluster-weighted prevalence intervals. This addresses cluster sampling but is not a species-tree model.</w:t>
+      </w:r>
+    </w:p>
+    <w:p>
+      <w:pPr>
+        <w:pStyle w:val="Heading2"/>
+      </w:pPr>
+      <w:r>
         <w:t>Motif holdout</w:t>
       </w:r>
     </w:p>
     <w:p>
       <w:r>
-        <w:t>For twelve families, PWMs were fitted to 70 percent training partitions and evaluated on 30 percent held-out partitions for 30 seeded replicates. Controls were dinucleotide-shuffled versions of held-out sequences and GC-matched upstreams from other families. Genome-blocked splits held out genomes; genus-blocked splits held out complete genera. Overlapping resamples were summarized descriptively, without treating them as independent hypothesis-test replicates.</w:t>
+        <w:t>For twelve families, PWMs were fitted on taxonomically separated training data. Genome-blocked splits held out genomes, genus-blocked splits held out complete genera, and the strictest analysis left out one major lineage at a time with same-lineage other-family controls. Minimum sample-size failures were reported as unevaluable. Results remain predictive rather than biochemical.</w:t>
+      </w:r>
+    </w:p>
+    <w:p>
+      <w:pPr>
+        <w:pStyle w:val="Heading2"/>
+      </w:pPr>
+      <w:r>
+        <w:t>Sequence-family separability</w:t>
+      </w:r>
+    </w:p>
+    <w:p>
+      <w:r>
+        <w:t>For 782 released proteins from ten families, normalized dipeptide frequencies were classified by leave-one-sequence-out family centroids. Exact binomial intervals and separation margins were reported. This subset analysis does not validate all 250 families.</w:t>
       </w:r>
     </w:p>
     <w:p>
@@ -401,7 +427,7 @@
                 <w:rFonts w:ascii="Arial" w:hAnsi="Arial"/>
                 <w:sz w:val="16"/>
               </w:rPr>
-              <w:t>Genome/genus-blocked motif AUC</w:t>
+              <w:t>Genome/genus/lineage-blocked motif AUC</w:t>
             </w:r>
           </w:p>
         </w:tc>
@@ -502,6 +528,122 @@
                 <w:sz w:val="16"/>
               </w:rPr>
               <w:t>Descriptive; confounded</w:t>
+            </w:r>
+          </w:p>
+        </w:tc>
+      </w:tr>
+      <w:tr>
+        <w:tc>
+          <w:tcPr>
+            <w:tcW w:type="dxa" w:w="2448"/>
+          </w:tcPr>
+          <w:p>
+            <w:r>
+              <w:rPr>
+                <w:rFonts w:ascii="Arial" w:hAnsi="Arial"/>
+                <w:sz w:val="16"/>
+              </w:rPr>
+              <w:t>Genus-clustered prevalence</w:t>
+            </w:r>
+          </w:p>
+        </w:tc>
+        <w:tc>
+          <w:tcPr>
+            <w:tcW w:type="dxa" w:w="2448"/>
+          </w:tcPr>
+          <w:p>
+            <w:r>
+              <w:rPr>
+                <w:rFonts w:ascii="Arial" w:hAnsi="Arial"/>
+                <w:sz w:val="16"/>
+              </w:rPr>
+              <w:t>Sensitivity</w:t>
+            </w:r>
+          </w:p>
+        </w:tc>
+        <w:tc>
+          <w:tcPr>
+            <w:tcW w:type="dxa" w:w="2448"/>
+          </w:tcPr>
+          <w:p>
+            <w:r>
+              <w:rPr>
+                <w:rFonts w:ascii="Arial" w:hAnsi="Arial"/>
+                <w:sz w:val="16"/>
+              </w:rPr>
+              <w:t>Taxonomic sampling imbalance</w:t>
+            </w:r>
+          </w:p>
+        </w:tc>
+        <w:tc>
+          <w:tcPr>
+            <w:tcW w:type="dxa" w:w="2448"/>
+          </w:tcPr>
+          <w:p>
+            <w:r>
+              <w:rPr>
+                <w:rFonts w:ascii="Arial" w:hAnsi="Arial"/>
+                <w:sz w:val="16"/>
+              </w:rPr>
+              <w:t>Organism-name genera; no species tree</w:t>
+            </w:r>
+          </w:p>
+        </w:tc>
+      </w:tr>
+      <w:tr>
+        <w:tc>
+          <w:tcPr>
+            <w:tcW w:type="dxa" w:w="2448"/>
+          </w:tcPr>
+          <w:p>
+            <w:r>
+              <w:rPr>
+                <w:rFonts w:ascii="Arial" w:hAnsi="Arial"/>
+                <w:sz w:val="16"/>
+              </w:rPr>
+              <w:t>Ten-family sequence separability</w:t>
+            </w:r>
+          </w:p>
+        </w:tc>
+        <w:tc>
+          <w:tcPr>
+            <w:tcW w:type="dxa" w:w="2448"/>
+          </w:tcPr>
+          <w:p>
+            <w:r>
+              <w:rPr>
+                <w:rFonts w:ascii="Arial" w:hAnsi="Arial"/>
+                <w:sz w:val="16"/>
+              </w:rPr>
+              <w:t>Sensitivity</w:t>
+            </w:r>
+          </w:p>
+        </w:tc>
+        <w:tc>
+          <w:tcPr>
+            <w:tcW w:type="dxa" w:w="2448"/>
+          </w:tcPr>
+          <w:p>
+            <w:r>
+              <w:rPr>
+                <w:rFonts w:ascii="Arial" w:hAnsi="Arial"/>
+                <w:sz w:val="16"/>
+              </w:rPr>
+              <w:t>Subset boundary coherence</w:t>
+            </w:r>
+          </w:p>
+        </w:tc>
+        <w:tc>
+          <w:tcPr>
+            <w:tcW w:type="dxa" w:w="2448"/>
+          </w:tcPr>
+          <w:p>
+            <w:r>
+              <w:rPr>
+                <w:rFonts w:ascii="Arial" w:hAnsi="Arial"/>
+                <w:sz w:val="16"/>
+              </w:rPr>
+              <w:t>Only ten released families</w:t>
             </w:r>
           </w:p>
         </w:tc>
@@ -962,7 +1104,51 @@
                 <w:rFonts w:ascii="Arial" w:hAnsi="Arial"/>
                 <w:sz w:val="16"/>
               </w:rPr>
-              <w:t>Genome/genus-blocked motif validation</w:t>
+              <w:t>Genome/genus/lineage-blocked motif validation</w:t>
+            </w:r>
+          </w:p>
+        </w:tc>
+      </w:tr>
+      <w:tr>
+        <w:tc>
+          <w:tcPr>
+            <w:tcW w:type="dxa" w:w="3264"/>
+          </w:tcPr>
+          <w:p>
+            <w:r>
+              <w:rPr>
+                <w:rFonts w:ascii="Arial" w:hAnsi="Arial"/>
+                <w:sz w:val="16"/>
+              </w:rPr>
+              <w:t>Phylogenetic sequence subset</w:t>
+            </w:r>
+          </w:p>
+        </w:tc>
+        <w:tc>
+          <w:tcPr>
+            <w:tcW w:type="dxa" w:w="3264"/>
+          </w:tcPr>
+          <w:p>
+            <w:r>
+              <w:rPr>
+                <w:rFonts w:ascii="Arial" w:hAnsi="Arial"/>
+                <w:sz w:val="16"/>
+              </w:rPr>
+              <w:t>782 proteins; 10 families</w:t>
+            </w:r>
+          </w:p>
+        </w:tc>
+        <w:tc>
+          <w:tcPr>
+            <w:tcW w:type="dxa" w:w="3264"/>
+          </w:tcPr>
+          <w:p>
+            <w:r>
+              <w:rPr>
+                <w:rFonts w:ascii="Arial" w:hAnsi="Arial"/>
+                <w:sz w:val="16"/>
+              </w:rPr>
+              <w:t>Subset sequence separability only</w:t>
             </w:r>
           </w:p>
         </w:tc>
@@ -1364,6 +1550,204 @@
         <w:t>Workflow from the targeted two-clan scan through family construction, projection, contextual analyses, and sensitivity validation. The endpoint is a bounded candidate-family catalog, not an experimentally confirmed regulome.</w:t>
       </w:r>
     </w:p>
+    <w:p>
+      <w:r>
+        <w:br w:type="page"/>
+      </w:r>
+    </w:p>
+    <w:p>
+      <w:pPr>
+        <w:pStyle w:val="Heading1"/>
+      </w:pPr>
+      <w:r>
+        <w:t>Figure S11</w:t>
+      </w:r>
+    </w:p>
+    <w:p>
+      <w:pPr>
+        <w:jc w:val="center"/>
+      </w:pPr>
+      <w:r>
+        <w:drawing>
+          <wp:inline xmlns:a="http://schemas.openxmlformats.org/drawingml/2006/main" xmlns:pic="http://schemas.openxmlformats.org/drawingml/2006/picture">
+            <wp:extent cx="6126480" cy="5200097"/>
+            <wp:docPr id="7" name="Picture 7"/>
+            <wp:cNvGraphicFramePr>
+              <a:graphicFrameLocks noChangeAspect="1"/>
+            </wp:cNvGraphicFramePr>
+            <a:graphic>
+              <a:graphicData uri="http://schemas.openxmlformats.org/drawingml/2006/picture">
+                <pic:pic>
+                  <pic:nvPicPr>
+                    <pic:cNvPr id="0" name="FigureS11_taxonomic_clustered_prevalence.png"/>
+                    <pic:cNvPicPr/>
+                  </pic:nvPicPr>
+                  <pic:blipFill>
+                    <a:blip r:embed="rId16"/>
+                    <a:stretch>
+                      <a:fillRect/>
+                    </a:stretch>
+                  </pic:blipFill>
+                  <pic:spPr>
+                    <a:xfrm>
+                      <a:off x="0" y="0"/>
+                      <a:ext cx="6126480" cy="5200097"/>
+                    </a:xfrm>
+                    <a:prstGeom prst="rect"/>
+                  </pic:spPr>
+                </pic:pic>
+              </a:graphicData>
+            </a:graphic>
+          </wp:inline>
+        </w:drawing>
+      </w:r>
+    </w:p>
+    <w:p>
+      <w:pPr>
+        <w:pStyle w:val="Caption"/>
+      </w:pPr>
+      <w:r>
+        <w:rPr>
+          <w:b/>
+        </w:rPr>
+        <w:t xml:space="preserve">Figure S11. </w:t>
+      </w:r>
+      <w:r>
+        <w:t>Comparison of genome-weighted and genus-balanced prevalence for 250 families. Genus clusters were inferred from deposited organism names. Deviations from the diagonal show sensitivity to uneven genus representation.</w:t>
+      </w:r>
+    </w:p>
+    <w:p>
+      <w:r>
+        <w:br w:type="page"/>
+      </w:r>
+    </w:p>
+    <w:p>
+      <w:pPr>
+        <w:pStyle w:val="Heading1"/>
+      </w:pPr>
+      <w:r>
+        <w:t>Figure S12</w:t>
+      </w:r>
+    </w:p>
+    <w:p>
+      <w:pPr>
+        <w:jc w:val="center"/>
+      </w:pPr>
+      <w:r>
+        <w:drawing>
+          <wp:inline xmlns:a="http://schemas.openxmlformats.org/drawingml/2006/main" xmlns:pic="http://schemas.openxmlformats.org/drawingml/2006/picture">
+            <wp:extent cx="6126480" cy="4403946"/>
+            <wp:docPr id="8" name="Picture 8"/>
+            <wp:cNvGraphicFramePr>
+              <a:graphicFrameLocks noChangeAspect="1"/>
+            </wp:cNvGraphicFramePr>
+            <a:graphic>
+              <a:graphicData uri="http://schemas.openxmlformats.org/drawingml/2006/picture">
+                <pic:pic>
+                  <pic:nvPicPr>
+                    <pic:cNvPr id="0" name="FigureS12_family_sequence_separability.png"/>
+                    <pic:cNvPicPr/>
+                  </pic:nvPicPr>
+                  <pic:blipFill>
+                    <a:blip r:embed="rId17"/>
+                    <a:stretch>
+                      <a:fillRect/>
+                    </a:stretch>
+                  </pic:blipFill>
+                  <pic:spPr>
+                    <a:xfrm>
+                      <a:off x="0" y="0"/>
+                      <a:ext cx="6126480" cy="4403946"/>
+                    </a:xfrm>
+                    <a:prstGeom prst="rect"/>
+                  </pic:spPr>
+                </pic:pic>
+              </a:graphicData>
+            </a:graphic>
+          </wp:inline>
+        </w:drawing>
+      </w:r>
+    </w:p>
+    <w:p>
+      <w:pPr>
+        <w:pStyle w:val="Caption"/>
+      </w:pPr>
+      <w:r>
+        <w:rPr>
+          <w:b/>
+        </w:rPr>
+        <w:t xml:space="preserve">Figure S12. </w:t>
+      </w:r>
+      <w:r>
+        <w:t>Leave-one-sequence-out dipeptide-composition separability for the ten families with released protein sequences. Positive margins favor the sequence's own family over the nearest other-family centroid. Results are not catalog-wide.</w:t>
+      </w:r>
+    </w:p>
+    <w:p>
+      <w:r>
+        <w:br w:type="page"/>
+      </w:r>
+    </w:p>
+    <w:p>
+      <w:pPr>
+        <w:pStyle w:val="Heading1"/>
+      </w:pPr>
+      <w:r>
+        <w:t>Figure S13</w:t>
+      </w:r>
+    </w:p>
+    <w:p>
+      <w:pPr>
+        <w:jc w:val="center"/>
+      </w:pPr>
+      <w:r>
+        <w:drawing>
+          <wp:inline xmlns:a="http://schemas.openxmlformats.org/drawingml/2006/main" xmlns:pic="http://schemas.openxmlformats.org/drawingml/2006/picture">
+            <wp:extent cx="6126480" cy="4238699"/>
+            <wp:docPr id="9" name="Picture 9"/>
+            <wp:cNvGraphicFramePr>
+              <a:graphicFrameLocks noChangeAspect="1"/>
+            </wp:cNvGraphicFramePr>
+            <a:graphic>
+              <a:graphicData uri="http://schemas.openxmlformats.org/drawingml/2006/picture">
+                <pic:pic>
+                  <pic:nvPicPr>
+                    <pic:cNvPr id="0" name="FigureS13_lineage_blocked_motif_validation.png"/>
+                    <pic:cNvPicPr/>
+                  </pic:nvPicPr>
+                  <pic:blipFill>
+                    <a:blip r:embed="rId18"/>
+                    <a:stretch>
+                      <a:fillRect/>
+                    </a:stretch>
+                  </pic:blipFill>
+                  <pic:spPr>
+                    <a:xfrm>
+                      <a:off x="0" y="0"/>
+                      <a:ext cx="6126480" cy="4238699"/>
+                    </a:xfrm>
+                    <a:prstGeom prst="rect"/>
+                  </pic:spPr>
+                </pic:pic>
+              </a:graphicData>
+            </a:graphic>
+          </wp:inline>
+        </w:drawing>
+      </w:r>
+    </w:p>
+    <w:p>
+      <w:pPr>
+        <w:pStyle w:val="Caption"/>
+      </w:pPr>
+      <w:r>
+        <w:rPr>
+          <w:b/>
+        </w:rPr>
+        <w:t xml:space="preserve">Figure S13. </w:t>
+      </w:r>
+      <w:r>
+        <w:t>Leave-one-major-lineage-out motif transfer. Point size reflects held-out sequence count. Only blocks satisfying prespecified target, training, and same-lineage control minima are plotted; two families have no evaluable block.</w:t>
+      </w:r>
+    </w:p>
     <w:sectPr>
       <w:footerReference w:type="default" r:id="rId9"/>
       <w:pgSz w:w="12240" w:h="15840"/>
